--- a/pr-preview/pr-231/variance-covariance.docx
+++ b/pr-preview/pr-231/variance-covariance.docx
@@ -15,7 +15,7 @@
         <w:pStyle w:val="Date"/>
       </w:pPr>
       <w:r>
-        <w:t xml:space="preserve">Last modified: 2026-10-20 11:40:43 (PDT)</w:t>
+        <w:t xml:space="preserve">Last modified: 2026-10-20 12:26:17 (PDT)</w:t>
       </w:r>
     </w:p>
     <w:bookmarkStart w:id="27" w:name="sec-deviation"/>
@@ -1324,7 +1324,7 @@
       </w:r>
       <m:oMath>
         <m:r>
-          <m:t>ν</m:t>
+          <m:t>u</m:t>
         </m:r>
       </m:oMath>
       <w:r>
@@ -1432,7 +1432,7 @@
           <m:t>+</m:t>
         </m:r>
         <m:r>
-          <m:t>ν</m:t>
+          <m:t>u</m:t>
         </m:r>
       </m:oMath>
       <w:r>
@@ -1443,7 +1443,7 @@
       </w:r>
       <m:oMath>
         <m:r>
-          <m:t>ν</m:t>
+          <m:t>u</m:t>
         </m:r>
       </m:oMath>
       <w:r>
@@ -1544,7 +1544,7 @@
           </m:dPr>
           <m:e>
             <m:r>
-              <m:t>ν</m:t>
+              <m:t>u</m:t>
             </m:r>
           </m:e>
         </m:d>
@@ -1608,7 +1608,7 @@
           </m:dPr>
           <m:e>
             <m:r>
-              <m:t>ν</m:t>
+              <m:t>u</m:t>
             </m:r>
           </m:e>
         </m:d>
@@ -1751,7 +1751,7 @@
       </w:r>
       <m:oMath>
         <m:r>
-          <m:t>ν</m:t>
+          <m:t>u</m:t>
         </m:r>
       </m:oMath>
       <w:r>
@@ -1777,7 +1777,7 @@
           <m:t>[</m:t>
         </m:r>
         <m:r>
-          <m:t>ν</m:t>
+          <m:t>u</m:t>
         </m:r>
         <m:r>
           <m:rPr>
@@ -1823,7 +1823,7 @@
           </m:dPr>
           <m:e>
             <m:r>
-              <m:t>ν</m:t>
+              <m:t>u</m:t>
             </m:r>
           </m:e>
         </m:d>
@@ -1879,7 +1879,7 @@
         <m:sSup>
           <m:e>
             <m:r>
-              <m:t>ν</m:t>
+              <m:t>u</m:t>
             </m:r>
           </m:e>
           <m:sup>
@@ -2109,7 +2109,7 @@
           <m:t>=</m:t>
         </m:r>
         <m:r>
-          <m:t>ν</m:t>
+          <m:t>u</m:t>
         </m:r>
       </m:oMath>
       <w:r>
@@ -2135,7 +2135,7 @@
           <m:t>[</m:t>
         </m:r>
         <m:r>
-          <m:t>ν</m:t>
+          <m:t>u</m:t>
         </m:r>
         <m:r>
           <m:rPr>
@@ -2184,7 +2184,7 @@
               <m:sSup>
                 <m:e>
                   <m:r>
-                    <m:t>ν</m:t>
+                    <m:t>u</m:t>
                   </m:r>
                 </m:e>
                 <m:sup>
@@ -2226,7 +2226,7 @@
                 </m:dPr>
                 <m:e>
                   <m:r>
-                    <m:t>ν</m:t>
+                    <m:t>u</m:t>
                   </m:r>
                 </m:e>
               </m:d>
@@ -2424,7 +2424,7 @@
       </w:r>
       <m:oMath>
         <m:r>
-          <m:t>ν</m:t>
+          <m:t>u</m:t>
         </m:r>
       </m:oMath>
       <w:r>
@@ -2450,7 +2450,7 @@
           <m:t>[</m:t>
         </m:r>
         <m:r>
-          <m:t>ν</m:t>
+          <m:t>u</m:t>
         </m:r>
         <m:r>
           <m:rPr>
@@ -2496,7 +2496,7 @@
           </m:dPr>
           <m:e>
             <m:r>
-              <m:t>ν</m:t>
+              <m:t>u</m:t>
             </m:r>
           </m:e>
         </m:d>
@@ -2556,7 +2556,7 @@
           <m:sSup>
             <m:e>
               <m:r>
-                <m:t>ν</m:t>
+                <m:t>u</m:t>
               </m:r>
             </m:e>
             <m:sup>
@@ -2675,7 +2675,7 @@
           <m:t>[</m:t>
         </m:r>
         <m:r>
-          <m:t>ν</m:t>
+          <m:t>u</m:t>
         </m:r>
         <m:r>
           <m:rPr>
@@ -16280,7 +16280,7 @@
       </w:r>
       <m:oMath>
         <m:r>
-          <m:t>ν</m:t>
+          <m:t>u</m:t>
         </m:r>
       </m:oMath>
       <w:r>
@@ -16311,7 +16311,7 @@
           </m:dPr>
           <m:e>
             <m:r>
-              <m:t>ν</m:t>
+              <m:t>u</m:t>
             </m:r>
           </m:e>
         </m:d>
@@ -16356,7 +16356,7 @@
           </m:dPr>
           <m:e>
             <m:r>
-              <m:t>ν</m:t>
+              <m:t>u</m:t>
             </m:r>
           </m:e>
         </m:d>
@@ -16467,7 +16467,7 @@
       </w:r>
       <m:oMath>
         <m:r>
-          <m:t>ν</m:t>
+          <m:t>u</m:t>
         </m:r>
       </m:oMath>
       <w:r>
@@ -16518,7 +16518,7 @@
                 </m:dPr>
                 <m:e>
                   <m:r>
-                    <m:t>ν</m:t>
+                    <m:t>u</m:t>
                   </m:r>
                   <m:r>
                     <m:rPr>
@@ -16735,7 +16735,7 @@
                     </m:dPr>
                     <m:e>
                       <m:r>
-                        <m:t>ν</m:t>
+                        <m:t>u</m:t>
                       </m:r>
                       <m:r>
                         <m:rPr>
@@ -16794,7 +16794,7 @@
                   <m:sSup>
                     <m:e>
                       <m:r>
-                        <m:t>ν</m:t>
+                        <m:t>u</m:t>
                       </m:r>
                     </m:e>
                     <m:sup>
@@ -16813,7 +16813,7 @@
                     <m:t>2</m:t>
                   </m:r>
                   <m:r>
-                    <m:t>ν</m:t>
+                    <m:t>u</m:t>
                   </m:r>
                   <m:r>
                     <m:t>X</m:t>
@@ -16980,7 +16980,7 @@
                   <m:sSup>
                     <m:e>
                       <m:r>
-                        <m:t>ν</m:t>
+                        <m:t>u</m:t>
                       </m:r>
                     </m:e>
                     <m:sup>
@@ -17021,7 +17021,7 @@
                     <m:t>2</m:t>
                   </m:r>
                   <m:r>
-                    <m:t>ν</m:t>
+                    <m:t>u</m:t>
                   </m:r>
                   <m:r>
                     <m:t>X</m:t>
@@ -17115,7 +17115,7 @@
                   <m:sSup>
                     <m:e>
                       <m:r>
-                        <m:t>ν</m:t>
+                        <m:t>u</m:t>
                       </m:r>
                     </m:e>
                     <m:sup>
@@ -17156,7 +17156,7 @@
                 </m:dPr>
                 <m:e>
                   <m:r>
-                    <m:t>ν</m:t>
+                    <m:t>u</m:t>
                   </m:r>
                   <m:r>
                     <m:t>X</m:t>
@@ -17260,7 +17260,7 @@
             <m:sSup>
               <m:e>
                 <m:r>
-                  <m:t>ν</m:t>
+                  <m:t>u</m:t>
                 </m:r>
               </m:e>
               <m:sup>
@@ -17326,7 +17326,7 @@
       </w:r>
       <m:oMath>
         <m:r>
-          <m:t>ν</m:t>
+          <m:t>u</m:t>
         </m:r>
       </m:oMath>
       <w:r>
@@ -17385,7 +17385,7 @@
                 </m:dPr>
                 <m:e>
                   <m:r>
-                    <m:t>ν</m:t>
+                    <m:t>u</m:t>
                   </m:r>
                   <m:r>
                     <m:t>X</m:t>
@@ -17422,7 +17422,7 @@
                 </m:dPr>
                 <m:e>
                   <m:r>
-                    <m:t>ν</m:t>
+                    <m:t>u</m:t>
                   </m:r>
                 </m:e>
               </m:d>
@@ -17543,7 +17543,7 @@
                 </m:dPr>
                 <m:e>
                   <m:r>
-                    <m:t>ν</m:t>
+                    <m:t>u</m:t>
                   </m:r>
                 </m:e>
               </m:d>
@@ -17794,7 +17794,7 @@
                     </m:dPr>
                     <m:e>
                       <m:r>
-                        <m:t>ν</m:t>
+                        <m:t>u</m:t>
                       </m:r>
                       <m:r>
                         <m:rPr>
@@ -18148,7 +18148,7 @@
       </w:r>
       <m:oMath>
         <m:r>
-          <m:t>ν</m:t>
+          <m:t>u</m:t>
         </m:r>
       </m:oMath>
       <w:r>
@@ -19067,7 +19067,7 @@
                     </m:dPr>
                     <m:e>
                       <m:r>
-                        <m:t>ν</m:t>
+                        <m:t>u</m:t>
                       </m:r>
                       <m:r>
                         <m:rPr>
@@ -33594,10 +33594,10 @@
       <w:r>
         <w:t xml:space="preserve">$$
     \begin{aligned}
-    \operatorname{Var}\mathopen{}\left(\mathord{\smash[b]{\underset{\raise.3ex\hbox{$\scriptstyle\sim$}}{X}}\vphantom{X}}\right)\mathclose{}
-    &amp;\stackrel{\text{def}}{=}\operatorname{Cov}\mathopen{}\left(\mathord{\smash[b]{\underset{\raise.3ex\hbox{$\scriptstyle\sim$}}{X}}\vphantom{X}}\right)\mathclose{}
+    {\operatorname{Var}\mathopen{}\left(\mathord{\smash[b]{\underset{\raise.3ex\hbox{$\scriptstyle\sim$}}{X}}\vphantom{X}}\right)\mathclose{}}
+    &amp;\stackrel{\text{def}}{=}{\operatorname{Cov}\mathopen{}\left(\mathord{\smash[b]{\underset{\raise.3ex\hbox{$\scriptstyle\sim$}}{X}}\vphantom{X}}\right)\mathclose{}}
     \\
-    &amp;\stackrel{\text{def}}{=}\operatorname{E}\mathopen{}\left[\mathopen{}\left(\mathord{\smash[b]{\underset{\raise.3ex\hbox{$\scriptstyle\sim$}}{X}}\vphantom{X}}- \operatorname{E}\mathord{\smash[b]{\underset{\raise.3ex\hbox{$\scriptstyle\sim$}}{X}}\vphantom{X}}\right)\mathclose{} {\mathopen{}\left(\mathord{\smash[b]{\underset{\raise.3ex\hbox{$\scriptstyle\sim$}}{X}}\vphantom{X}}- \operatorname{E}\mathord{\smash[b]{\underset{\raise.3ex\hbox{$\scriptstyle\sim$}}{X}}\vphantom{X}}\right)\mathclose{}}^{\top}\right]\mathclose{}
+    &amp;\stackrel{\text{def}}{=}{\operatorname{E}\mathopen{}\left[\mathopen{}\left(\mathord{\smash[b]{\underset{\raise.3ex\hbox{$\scriptstyle\sim$}}{X}}\vphantom{X}}- \operatorname{E}\mathord{\smash[b]{\underset{\raise.3ex\hbox{$\scriptstyle\sim$}}{X}}\vphantom{X}}\right)\mathclose{} {\mathopen{}\left(\mathord{\smash[b]{\underset{\raise.3ex\hbox{$\scriptstyle\sim$}}{X}}\vphantom{X}}- \operatorname{E}\mathord{\smash[b]{\underset{\raise.3ex\hbox{$\scriptstyle\sim$}}{X}}\vphantom{X}}\right)\mathclose{}}^{\top}\right]\mathclose{}}
     \end{aligned}
     $$</w:t>
       </w:r>
@@ -33695,7 +33695,7 @@
         <w:t xml:space="preserve"> </w:t>
       </w:r>
       <w:r>
-        <w:t xml:space="preserve">$\operatorname{Var}\mathopen{}\left(\mathord{\smash[b]{\underset{\raise.3ex\hbox{$\scriptstyle\sim$}}{X}}\vphantom{X}}\right)\mathclose{}$</w:t>
+        <w:t xml:space="preserve">${\operatorname{Var}\mathopen{}\left(\mathord{\smash[b]{\underset{\raise.3ex\hbox{$\scriptstyle\sim$}}{X}}\vphantom{X}}\right)\mathclose{}}$</w:t>
       </w:r>
       <w:r>
         <w:t xml:space="preserve"> </w:t>
@@ -33770,12 +33770,12 @@
       </w:pPr>
       <w:r>
         <w:t xml:space="preserve">$$
-    \operatorname{Var}\mathopen{}\left(\mathord{\smash[b]{\underset{\raise.3ex\hbox{$\scriptstyle\sim$}}{X}}\vphantom{X}}\right)\mathclose{}=
+    {\operatorname{Var}\mathopen{}\left(\mathord{\smash[b]{\underset{\raise.3ex\hbox{$\scriptstyle\sim$}}{X}}\vphantom{X}}\right)\mathclose{}}=
     \begin{pmatrix}
-    \operatorname{Var}\mathopen{}\left(X_1\right)\mathclose{}      &amp; \operatorname{Cov}\mathopen{}\left(X_1, X_2\right)\mathclose{} &amp; \cdots &amp; \operatorname{Cov}\mathopen{}\left(X_1, X_p\right)\mathclose{} \\
-    \operatorname{Cov}\mathopen{}\left(X_2, X_1\right)\mathclose{} &amp; \operatorname{Var}\mathopen{}\left(X_2\right)\mathclose{}      &amp; \cdots &amp; \operatorname{Cov}\mathopen{}\left(X_2, X_p\right)\mathclose{} \\
+    {\operatorname{Var}\mathopen{}\left(X_1\right)\mathclose{}}      &amp; {\operatorname{Cov}\mathopen{}\left(X_1, X_2\right)\mathclose{}} &amp; \cdots &amp; {\operatorname{Cov}\mathopen{}\left(X_1, X_p\right)\mathclose{}} \\
+    {\operatorname{Cov}\mathopen{}\left(X_2, X_1\right)\mathclose{}} &amp; {\operatorname{Var}\mathopen{}\left(X_2\right)\mathclose{}}      &amp; \cdots &amp; {\operatorname{Cov}\mathopen{}\left(X_2, X_p\right)\mathclose{}} \\
     \vdots          &amp; \vdots          &amp; \ddots &amp; \vdots           \\
-    \operatorname{Cov}\mathopen{}\left(X_p, X_1\right)\mathclose{} &amp; \operatorname{Cov}\mathopen{}\left(X_p, X_2\right)\mathclose{} &amp; \cdots &amp; \operatorname{Var}\mathopen{}\left(X_p\right)\mathclose{}
+    {\operatorname{Cov}\mathopen{}\left(X_p, X_1\right)\mathclose{}} &amp; {\operatorname{Cov}\mathopen{}\left(X_p, X_2\right)\mathclose{}} &amp; \cdots &amp; {\operatorname{Var}\mathopen{}\left(X_p\right)\mathclose{}}
     \end{pmatrix}
     $$</w:t>
       </w:r>
@@ -33945,44 +33945,44 @@
       <w:r>
         <w:t xml:space="preserve">$$
     \begin{aligned}
-    \operatorname{Var}\mathopen{}\left(\mathord{\smash[b]{\underset{\raise.3ex\hbox{$\scriptstyle\sim$}}{X}}\vphantom{X}}\right)\mathclose{}
-    &amp;= \operatorname{E}\mathopen{}\left[
+    {\operatorname{Var}\mathopen{}\left(\mathord{\smash[b]{\underset{\raise.3ex\hbox{$\scriptstyle\sim$}}{X}}\vphantom{X}}\right)\mathclose{}}
+    &amp;= {\operatorname{E}\mathopen{}\left[
       \mathopen{}\left(\mathord{\smash[b]{\underset{\raise.3ex\hbox{$\scriptstyle\sim$}}{X}}\vphantom{X}}- \operatorname{E}\mathord{\smash[b]{\underset{\raise.3ex\hbox{$\scriptstyle\sim$}}{X}}\vphantom{X}}\right)\mathclose{}
       {\mathopen{}\left(\mathord{\smash[b]{\underset{\raise.3ex\hbox{$\scriptstyle\sim$}}{X}}\vphantom{X}}- \operatorname{E}\mathord{\smash[b]{\underset{\raise.3ex\hbox{$\scriptstyle\sim$}}{X}}\vphantom{X}}\right)\mathclose{}}^{\top}
-    \right]\mathclose{}
+    \right]\mathclose{}}
     \\
-    &amp;= \operatorname{E}\mathopen{}\left[
+    &amp;= {\operatorname{E}\mathopen{}\left[
       \begin{pmatrix}X_1 - \mu_1 \\ \vdots \\ X_p - \mu_p\end{pmatrix}
       \begin{pmatrix}X_1 - \mu_1 &amp; \cdots &amp; X_p - \mu_p\end{pmatrix}
-    \right]\mathclose{}
+    \right]\mathclose{}}
     \\
-    &amp;= \operatorname{E}\mathopen{}\left[
+    &amp;= {\operatorname{E}\mathopen{}\left[
       \begin{pmatrix}
         (X_1 - \mu_1)(X_1 - \mu_1) &amp; \cdots &amp; (X_1 - \mu_1)(X_p - \mu_p) \\
         \vdots                      &amp; \ddots &amp; \vdots                      \\
         (X_p - \mu_p)(X_1 - \mu_1) &amp; \cdots &amp; (X_p - \mu_p)(X_p - \mu_p)
       \end{pmatrix}
-    \right]\mathclose{}
+    \right]\mathclose{}}
     \\
     &amp;=
       \begin{pmatrix}
-        \operatorname{E}\mathopen{}\left[(X_1 - \mu_1)(X_1 - \mu_1)\right]\mathclose{} &amp; \cdots &amp; \operatorname{E}\mathopen{}\left[(X_1 - \mu_1)(X_p - \mu_p)\right]\mathclose{} \\
+        {\operatorname{E}\mathopen{}\left[(X_1 - \mu_1)(X_1 - \mu_1)\right]\mathclose{}} &amp; \cdots &amp; {\operatorname{E}\mathopen{}\left[(X_1 - \mu_1)(X_p - \mu_p)\right]\mathclose{}} \\
         \vdots                             &amp; \ddots &amp; \vdots                             \\
-        \operatorname{E}\mathopen{}\left[(X_p - \mu_p)(X_1 - \mu_1)\right]\mathclose{} &amp; \cdots &amp; \operatorname{E}\mathopen{}\left[(X_p - \mu_p)(X_p - \mu_p)\right]\mathclose{}
+        {\operatorname{E}\mathopen{}\left[(X_p - \mu_p)(X_1 - \mu_1)\right]\mathclose{}} &amp; \cdots &amp; {\operatorname{E}\mathopen{}\left[(X_p - \mu_p)(X_p - \mu_p)\right]\mathclose{}}
       \end{pmatrix}
     \\
     &amp;=
       \begin{pmatrix}
-        \operatorname{Cov}\mathopen{}\left(X_1, X_1\right)\mathclose{} &amp; \cdots &amp; \operatorname{Cov}\mathopen{}\left(X_1, X_p\right)\mathclose{} \\
+        {\operatorname{Cov}\mathopen{}\left(X_1, X_1\right)\mathclose{}} &amp; \cdots &amp; {\operatorname{Cov}\mathopen{}\left(X_1, X_p\right)\mathclose{}} \\
         \vdots          &amp; \ddots &amp; \vdots           \\
-        \operatorname{Cov}\mathopen{}\left(X_p, X_1\right)\mathclose{} &amp; \cdots &amp; \operatorname{Cov}\mathopen{}\left(X_p, X_p\right)\mathclose{}
+        {\operatorname{Cov}\mathopen{}\left(X_p, X_1\right)\mathclose{}} &amp; \cdots &amp; {\operatorname{Cov}\mathopen{}\left(X_p, X_p\right)\mathclose{}}
       \end{pmatrix}
     \\
     &amp;=
       \begin{pmatrix}
-        \operatorname{Var}\mathopen{}\left(X_1\right)\mathclose{}      &amp; \cdots &amp; \operatorname{Cov}\mathopen{}\left(X_1, X_p\right)\mathclose{} \\
+        {\operatorname{Var}\mathopen{}\left(X_1\right)\mathclose{}}      &amp; \cdots &amp; {\operatorname{Cov}\mathopen{}\left(X_1, X_p\right)\mathclose{}} \\
         \vdots          &amp; \ddots &amp; \vdots           \\
-        \operatorname{Cov}\mathopen{}\left(X_p, X_1\right)\mathclose{} &amp; \cdots &amp; \operatorname{Var}\mathopen{}\left(X_p\right)\mathclose{}
+        {\operatorname{Cov}\mathopen{}\left(X_p, X_1\right)\mathclose{}} &amp; \cdots &amp; {\operatorname{Var}\mathopen{}\left(X_p\right)\mathclose{}}
       \end{pmatrix}
     \end{aligned}
     $$</w:t>
@@ -34094,8 +34094,8 @@
       <w:r>
         <w:t xml:space="preserve">$$
     \begin{aligned}
-    \operatorname{Var}\mathopen{}\left(\mathord{\smash[b]{\underset{\raise.3ex\hbox{$\scriptstyle\sim$}}{X}}\vphantom{X}}\right)\mathclose{}
-    &amp;= \operatorname{E}\mathopen{}\left[\mathord{\smash[b]{\underset{\raise.3ex\hbox{$\scriptstyle\sim$}}{X}}\vphantom{X}}{\mathord{\smash[b]{\underset{\raise.3ex\hbox{$\scriptstyle\sim$}}{X}}\vphantom{X}}}^{\top}\right]\mathclose{} - \mathopen{}\left(\operatorname{E}\mathord{\smash[b]{\underset{\raise.3ex\hbox{$\scriptstyle\sim$}}{X}}\vphantom{X}}\right)\mathclose{} {\mathopen{}\left(\operatorname{E}\mathord{\smash[b]{\underset{\raise.3ex\hbox{$\scriptstyle\sim$}}{X}}\vphantom{X}}\right)\mathclose{}}^{\top}
+    {\operatorname{Var}\mathopen{}\left(\mathord{\smash[b]{\underset{\raise.3ex\hbox{$\scriptstyle\sim$}}{X}}\vphantom{X}}\right)\mathclose{}}
+    &amp;= {\operatorname{E}\mathopen{}\left[\mathord{\smash[b]{\underset{\raise.3ex\hbox{$\scriptstyle\sim$}}{X}}\vphantom{X}}{\mathord{\smash[b]{\underset{\raise.3ex\hbox{$\scriptstyle\sim$}}{X}}\vphantom{X}}}^{\top}\right]\mathclose{}} - \mathopen{}\left(\operatorname{E}\mathord{\smash[b]{\underset{\raise.3ex\hbox{$\scriptstyle\sim$}}{X}}\vphantom{X}}\right)\mathclose{} {\mathopen{}\left(\operatorname{E}\mathord{\smash[b]{\underset{\raise.3ex\hbox{$\scriptstyle\sim$}}{X}}\vphantom{X}}\right)\mathclose{}}^{\top}
     \end{aligned}
     $$</w:t>
       </w:r>
@@ -34123,28 +34123,28 @@
       <w:r>
         <w:t xml:space="preserve">$$
     \begin{aligned}
-    \operatorname{Var}\mathopen{}\left(\mathord{\smash[b]{\underset{\raise.3ex\hbox{$\scriptstyle\sim$}}{X}}\vphantom{X}}\right)\mathclose{}
-    &amp;= \operatorname{E}\mathopen{}\left[
+    {\operatorname{Var}\mathopen{}\left(\mathord{\smash[b]{\underset{\raise.3ex\hbox{$\scriptstyle\sim$}}{X}}\vphantom{X}}\right)\mathclose{}}
+    &amp;= {\operatorname{E}\mathopen{}\left[
         \mathopen{}\left(\mathord{\smash[b]{\underset{\raise.3ex\hbox{$\scriptstyle\sim$}}{X}}\vphantom{X}}- \operatorname{E}\mathord{\smash[b]{\underset{\raise.3ex\hbox{$\scriptstyle\sim$}}{X}}\vphantom{X}}\right)\mathclose{}
         {\mathopen{}\left(\mathord{\smash[b]{\underset{\raise.3ex\hbox{$\scriptstyle\sim$}}{X}}\vphantom{X}}- \operatorname{E}\mathord{\smash[b]{\underset{\raise.3ex\hbox{$\scriptstyle\sim$}}{X}}\vphantom{X}}\right)\mathclose{}}^{\top}
-      \right]\mathclose{}
+      \right]\mathclose{}}
     &amp;&amp; \text{(definition)}
     \\
-    &amp;= \operatorname{E}\mathopen{}\left[
+    &amp;= {\operatorname{E}\mathopen{}\left[
         \mathord{\smash[b]{\underset{\raise.3ex\hbox{$\scriptstyle\sim$}}{X}}\vphantom{X}}{\mathord{\smash[b]{\underset{\raise.3ex\hbox{$\scriptstyle\sim$}}{X}}\vphantom{X}}}^{\top}
         - \mathord{\smash[b]{\underset{\raise.3ex\hbox{$\scriptstyle\sim$}}{X}}\vphantom{X}}{\mathopen{}\left(\operatorname{E}\mathord{\smash[b]{\underset{\raise.3ex\hbox{$\scriptstyle\sim$}}{X}}\vphantom{X}}\right)\mathclose{}}^{\top}
         - \mathopen{}\left(\operatorname{E}\mathord{\smash[b]{\underset{\raise.3ex\hbox{$\scriptstyle\sim$}}{X}}\vphantom{X}}\right)\mathclose{} {\mathord{\smash[b]{\underset{\raise.3ex\hbox{$\scriptstyle\sim$}}{X}}\vphantom{X}}}^{\top}
         + \mathopen{}\left(\operatorname{E}\mathord{\smash[b]{\underset{\raise.3ex\hbox{$\scriptstyle\sim$}}{X}}\vphantom{X}}\right)\mathclose{} {\mathopen{}\left(\operatorname{E}\mathord{\smash[b]{\underset{\raise.3ex\hbox{$\scriptstyle\sim$}}{X}}\vphantom{X}}\right)\mathclose{}}^{\top}
-      \right]\mathclose{}
+      \right]\mathclose{}}
     &amp;&amp; \text{(expand the product)}
     \\
-    &amp;= \operatorname{E}\mathopen{}\left[\mathord{\smash[b]{\underset{\raise.3ex\hbox{$\scriptstyle\sim$}}{X}}\vphantom{X}}{\mathord{\smash[b]{\underset{\raise.3ex\hbox{$\scriptstyle\sim$}}{X}}\vphantom{X}}}^{\top}\right]\mathclose{}
+    &amp;= {\operatorname{E}\mathopen{}\left[\mathord{\smash[b]{\underset{\raise.3ex\hbox{$\scriptstyle\sim$}}{X}}\vphantom{X}}{\mathord{\smash[b]{\underset{\raise.3ex\hbox{$\scriptstyle\sim$}}{X}}\vphantom{X}}}^{\top}\right]\mathclose{}}
       - \mathopen{}\left(\operatorname{E}\mathord{\smash[b]{\underset{\raise.3ex\hbox{$\scriptstyle\sim$}}{X}}\vphantom{X}}\right)\mathclose{} {\mathopen{}\left(\operatorname{E}\mathord{\smash[b]{\underset{\raise.3ex\hbox{$\scriptstyle\sim$}}{X}}\vphantom{X}}\right)\mathclose{}}^{\top}
       - \mathopen{}\left(\operatorname{E}\mathord{\smash[b]{\underset{\raise.3ex\hbox{$\scriptstyle\sim$}}{X}}\vphantom{X}}\right)\mathclose{} {\mathopen{}\left(\operatorname{E}\mathord{\smash[b]{\underset{\raise.3ex\hbox{$\scriptstyle\sim$}}{X}}\vphantom{X}}\right)\mathclose{}}^{\top}
       + \mathopen{}\left(\operatorname{E}\mathord{\smash[b]{\underset{\raise.3ex\hbox{$\scriptstyle\sim$}}{X}}\vphantom{X}}\right)\mathclose{} {\mathopen{}\left(\operatorname{E}\mathord{\smash[b]{\underset{\raise.3ex\hbox{$\scriptstyle\sim$}}{X}}\vphantom{X}}\right)\mathclose{}}^{\top}
     &amp;&amp; \text{(linearity, element-wise; } \operatorname{E}\mathord{\smash[b]{\underset{\raise.3ex\hbox{$\scriptstyle\sim$}}{X}}\vphantom{X}}\text{ is constant)}
     \\
-    &amp;= \operatorname{E}\mathopen{}\left[\mathord{\smash[b]{\underset{\raise.3ex\hbox{$\scriptstyle\sim$}}{X}}\vphantom{X}}{\mathord{\smash[b]{\underset{\raise.3ex\hbox{$\scriptstyle\sim$}}{X}}\vphantom{X}}}^{\top}\right]\mathclose{}
+    &amp;= {\operatorname{E}\mathopen{}\left[\mathord{\smash[b]{\underset{\raise.3ex\hbox{$\scriptstyle\sim$}}{X}}\vphantom{X}}{\mathord{\smash[b]{\underset{\raise.3ex\hbox{$\scriptstyle\sim$}}{X}}\vphantom{X}}}^{\top}\right]\mathclose{}}
       - \mathopen{}\left(\operatorname{E}\mathord{\smash[b]{\underset{\raise.3ex\hbox{$\scriptstyle\sim$}}{X}}\vphantom{X}}\right)\mathclose{} {\mathopen{}\left(\operatorname{E}\mathord{\smash[b]{\underset{\raise.3ex\hbox{$\scriptstyle\sim$}}{X}}\vphantom{X}}\right)\mathclose{}}^{\top}
     &amp;&amp; \text{(combine like terms)}
     \end{aligned}
@@ -34204,10 +34204,10 @@
       <w:r>
         <w:t xml:space="preserve">$$
     \begin{aligned}
-    \operatorname{Var}\mathopen{}\left(\mathord{\smash[b]{\underset{\raise.3ex\hbox{$\scriptstyle\sim$}}{a}}\vphantom{a}}\cdot \mathord{\smash[b]{\underset{\raise.3ex\hbox{$\scriptstyle\sim$}}{X}}\vphantom{X}}\right)\mathclose{}
-    &amp;= \operatorname{Var}\mathopen{}\left(\sum_{i=1}^na_i X_i\right)\mathclose{}
-    \\ &amp;= {\mathord{\smash[b]{\underset{\raise.3ex\hbox{$\scriptstyle\sim$}}{a}}\vphantom{a}}}^{\top} \operatorname{Var}\mathopen{}\left(\mathord{\smash[b]{\underset{\raise.3ex\hbox{$\scriptstyle\sim$}}{X}}\vphantom{X}}\right)\mathclose{} \mathord{\smash[b]{\underset{\raise.3ex\hbox{$\scriptstyle\sim$}}{a}}\vphantom{a}}
-    \\ &amp;= \sum_{i=1}^n\sum_{j=1}^n a_i a_j \operatorname{Cov}\mathopen{}\left(X_i,X_j\right)\mathclose{}
+    {\operatorname{Var}\mathopen{}\left(\mathord{\smash[b]{\underset{\raise.3ex\hbox{$\scriptstyle\sim$}}{a}}\vphantom{a}}\cdot \mathord{\smash[b]{\underset{\raise.3ex\hbox{$\scriptstyle\sim$}}{X}}\vphantom{X}}\right)\mathclose{}}
+    &amp;= {\operatorname{Var}\mathopen{}\left(\sum_{i=1}^na_i X_i\right)\mathclose{}}
+    \\ &amp;= {\mathord{\smash[b]{\underset{\raise.3ex\hbox{$\scriptstyle\sim$}}{a}}\vphantom{a}}}^{\top} {\operatorname{Var}\mathopen{}\left(\mathord{\smash[b]{\underset{\raise.3ex\hbox{$\scriptstyle\sim$}}{X}}\vphantom{X}}\right)\mathclose{}} \mathord{\smash[b]{\underset{\raise.3ex\hbox{$\scriptstyle\sim$}}{a}}\vphantom{a}}
+    \\ &amp;= \sum_{i=1}^n\sum_{j=1}^n a_i a_j {\operatorname{Cov}\mathopen{}\left(X_i,X_j\right)\mathclose{}}
     \end{aligned}
     $$</w:t>
       </w:r>
@@ -34314,7 +34314,7 @@
         <w:t xml:space="preserve"> </w:t>
       </w:r>
       <w:r>
-        <w:t xml:space="preserve">$\operatorname{E}\mathopen{}\left[{\mathord{\smash[b]{\underset{\raise.3ex\hbox{$\scriptstyle\sim$}}{a}}\vphantom{a}}}^{\top}\mathord{\smash[b]{\underset{\raise.3ex\hbox{$\scriptstyle\sim$}}{X}}\vphantom{X}}\right]\mathclose{} = {\mathord{\smash[b]{\underset{\raise.3ex\hbox{$\scriptstyle\sim$}}{a}}\vphantom{a}}}^{\top}\,\operatorname{E}\mathord{\smash[b]{\underset{\raise.3ex\hbox{$\scriptstyle\sim$}}{X}}\vphantom{X}}$</w:t>
+        <w:t xml:space="preserve">${\operatorname{E}\mathopen{}\left[{\mathord{\smash[b]{\underset{\raise.3ex\hbox{$\scriptstyle\sim$}}{a}}\vphantom{a}}}^{\top}\mathord{\smash[b]{\underset{\raise.3ex\hbox{$\scriptstyle\sim$}}{X}}\vphantom{X}}\right]\mathclose{}} = {\mathord{\smash[b]{\underset{\raise.3ex\hbox{$\scriptstyle\sim$}}{a}}\vphantom{a}}}^{\top}\,\operatorname{E}\mathord{\smash[b]{\underset{\raise.3ex\hbox{$\scriptstyle\sim$}}{X}}\vphantom{X}}$</w:t>
       </w:r>
       <w:r>
         <w:t xml:space="preserve">, so:</w:t>
@@ -34327,19 +34327,19 @@
       <w:r>
         <w:t xml:space="preserve">$$
     \begin{aligned}
-    \operatorname{Var}\mathopen{}\left({\mathord{\smash[b]{\underset{\raise.3ex\hbox{$\scriptstyle\sim$}}{a}}\vphantom{a}}}^{\top}\mathord{\smash[b]{\underset{\raise.3ex\hbox{$\scriptstyle\sim$}}{X}}\vphantom{X}}\right)\mathclose{}
-    &amp;= \operatorname{E}\mathopen{}\left[\mathopen{}\left({\mathord{\smash[b]{\underset{\raise.3ex\hbox{$\scriptstyle\sim$}}{a}}\vphantom{a}}}^{\top}\mathord{\smash[b]{\underset{\raise.3ex\hbox{$\scriptstyle\sim$}}{X}}\vphantom{X}}- {\mathord{\smash[b]{\underset{\raise.3ex\hbox{$\scriptstyle\sim$}}{a}}\vphantom{a}}}^{\top}\operatorname{E}\mathord{\smash[b]{\underset{\raise.3ex\hbox{$\scriptstyle\sim$}}{X}}\vphantom{X}}\right)\mathclose{}^2\right]\mathclose{}
+    {\operatorname{Var}\mathopen{}\left({\mathord{\smash[b]{\underset{\raise.3ex\hbox{$\scriptstyle\sim$}}{a}}\vphantom{a}}}^{\top}\mathord{\smash[b]{\underset{\raise.3ex\hbox{$\scriptstyle\sim$}}{X}}\vphantom{X}}\right)\mathclose{}}
+    &amp;= {\operatorname{E}\mathopen{}\left[\mathopen{}\left({\mathord{\smash[b]{\underset{\raise.3ex\hbox{$\scriptstyle\sim$}}{a}}\vphantom{a}}}^{\top}\mathord{\smash[b]{\underset{\raise.3ex\hbox{$\scriptstyle\sim$}}{X}}\vphantom{X}}- {\mathord{\smash[b]{\underset{\raise.3ex\hbox{$\scriptstyle\sim$}}{a}}\vphantom{a}}}^{\top}\operatorname{E}\mathord{\smash[b]{\underset{\raise.3ex\hbox{$\scriptstyle\sim$}}{X}}\vphantom{X}}\right)\mathclose{}^2\right]\mathclose{}}
     &amp;&amp; \text{(definition of variance)} \\
-    &amp;= \operatorname{E}\mathopen{}\left[\mathopen{}\left({\mathord{\smash[b]{\underset{\raise.3ex\hbox{$\scriptstyle\sim$}}{a}}\vphantom{a}}}^{\top}\mathopen{}\left(\mathord{\smash[b]{\underset{\raise.3ex\hbox{$\scriptstyle\sim$}}{X}}\vphantom{X}}- \operatorname{E}\mathord{\smash[b]{\underset{\raise.3ex\hbox{$\scriptstyle\sim$}}{X}}\vphantom{X}}\right)\mathclose{}\right)\mathclose{}^2\right]\mathclose{}
+    &amp;= {\operatorname{E}\mathopen{}\left[\mathopen{}\left({\mathord{\smash[b]{\underset{\raise.3ex\hbox{$\scriptstyle\sim$}}{a}}\vphantom{a}}}^{\top}\mathopen{}\left(\mathord{\smash[b]{\underset{\raise.3ex\hbox{$\scriptstyle\sim$}}{X}}\vphantom{X}}- \operatorname{E}\mathord{\smash[b]{\underset{\raise.3ex\hbox{$\scriptstyle\sim$}}{X}}\vphantom{X}}\right)\mathclose{}\right)\mathclose{}^2\right]\mathclose{}}
     &amp;&amp; \text{(factor out } {\mathord{\smash[b]{\underset{\raise.3ex\hbox{$\scriptstyle\sim$}}{a}}\vphantom{a}}}^{\top} \text{)} \\
-    &amp;= \operatorname{E}\mathopen{}\left[{\mathord{\smash[b]{\underset{\raise.3ex\hbox{$\scriptstyle\sim$}}{a}}\vphantom{a}}}^{\top}\mathopen{}\left(\mathord{\smash[b]{\underset{\raise.3ex\hbox{$\scriptstyle\sim$}}{X}}\vphantom{X}}- \operatorname{E}\mathord{\smash[b]{\underset{\raise.3ex\hbox{$\scriptstyle\sim$}}{X}}\vphantom{X}}\right)\mathclose{}{\mathopen{}\left(\mathord{\smash[b]{\underset{\raise.3ex\hbox{$\scriptstyle\sim$}}{X}}\vphantom{X}}- \operatorname{E}\mathord{\smash[b]{\underset{\raise.3ex\hbox{$\scriptstyle\sim$}}{X}}\vphantom{X}}\right)\mathclose{}}^{\top}\mathord{\smash[b]{\underset{\raise.3ex\hbox{$\scriptstyle\sim$}}{a}}\vphantom{a}}\right]\mathclose{}
+    &amp;= {\operatorname{E}\mathopen{}\left[{\mathord{\smash[b]{\underset{\raise.3ex\hbox{$\scriptstyle\sim$}}{a}}\vphantom{a}}}^{\top}\mathopen{}\left(\mathord{\smash[b]{\underset{\raise.3ex\hbox{$\scriptstyle\sim$}}{X}}\vphantom{X}}- \operatorname{E}\mathord{\smash[b]{\underset{\raise.3ex\hbox{$\scriptstyle\sim$}}{X}}\vphantom{X}}\right)\mathclose{}{\mathopen{}\left(\mathord{\smash[b]{\underset{\raise.3ex\hbox{$\scriptstyle\sim$}}{X}}\vphantom{X}}- \operatorname{E}\mathord{\smash[b]{\underset{\raise.3ex\hbox{$\scriptstyle\sim$}}{X}}\vphantom{X}}\right)\mathclose{}}^{\top}\mathord{\smash[b]{\underset{\raise.3ex\hbox{$\scriptstyle\sim$}}{a}}\vphantom{a}}\right]\mathclose{}}
     &amp;&amp; \text{(a scalar equals its transpose, so } s^2 = s\,{s}^{\top} \text{)} \\
-    &amp;= {\mathord{\smash[b]{\underset{\raise.3ex\hbox{$\scriptstyle\sim$}}{a}}\vphantom{a}}}^{\top}\,\operatorname{E}\mathopen{}\left[\mathopen{}\left(\mathord{\smash[b]{\underset{\raise.3ex\hbox{$\scriptstyle\sim$}}{X}}\vphantom{X}}- \operatorname{E}\mathord{\smash[b]{\underset{\raise.3ex\hbox{$\scriptstyle\sim$}}{X}}\vphantom{X}}\right)\mathclose{}{\mathopen{}\left(\mathord{\smash[b]{\underset{\raise.3ex\hbox{$\scriptstyle\sim$}}{X}}\vphantom{X}}- \operatorname{E}\mathord{\smash[b]{\underset{\raise.3ex\hbox{$\scriptstyle\sim$}}{X}}\vphantom{X}}\right)\mathclose{}}^{\top}\right]\mathclose{}\,\mathord{\smash[b]{\underset{\raise.3ex\hbox{$\scriptstyle\sim$}}{a}}\vphantom{a}}
+    &amp;= {\mathord{\smash[b]{\underset{\raise.3ex\hbox{$\scriptstyle\sim$}}{a}}\vphantom{a}}}^{\top}\,{\operatorname{E}\mathopen{}\left[\mathopen{}\left(\mathord{\smash[b]{\underset{\raise.3ex\hbox{$\scriptstyle\sim$}}{X}}\vphantom{X}}- \operatorname{E}\mathord{\smash[b]{\underset{\raise.3ex\hbox{$\scriptstyle\sim$}}{X}}\vphantom{X}}\right)\mathclose{}{\mathopen{}\left(\mathord{\smash[b]{\underset{\raise.3ex\hbox{$\scriptstyle\sim$}}{X}}\vphantom{X}}- \operatorname{E}\mathord{\smash[b]{\underset{\raise.3ex\hbox{$\scriptstyle\sim$}}{X}}\vphantom{X}}\right)\mathclose{}}^{\top}\right]\mathclose{}}\,\mathord{\smash[b]{\underset{\raise.3ex\hbox{$\scriptstyle\sim$}}{a}}\vphantom{a}}
     &amp;&amp; \text{(linearity of expectation, element-wise)} \\
-    &amp;= {\mathord{\smash[b]{\underset{\raise.3ex\hbox{$\scriptstyle\sim$}}{a}}\vphantom{a}}}^{\top} \operatorname{Var}\mathopen{}\left(\mathord{\smash[b]{\underset{\raise.3ex\hbox{$\scriptstyle\sim$}}{X}}\vphantom{X}}\right)\mathclose{} \mathord{\smash[b]{\underset{\raise.3ex\hbox{$\scriptstyle\sim$}}{a}}\vphantom{a}}
+    &amp;= {\mathord{\smash[b]{\underset{\raise.3ex\hbox{$\scriptstyle\sim$}}{a}}\vphantom{a}}}^{\top} {\operatorname{Var}\mathopen{}\left(\mathord{\smash[b]{\underset{\raise.3ex\hbox{$\scriptstyle\sim$}}{X}}\vphantom{X}}\right)\mathclose{}} \mathord{\smash[b]{\underset{\raise.3ex\hbox{$\scriptstyle\sim$}}{a}}\vphantom{a}}
     &amp;&amp; \text{(variance of a random vector)} \\
-    &amp;= \sum_{i=1}^n\sum_{j=1}^n a_i a_j \operatorname{Cov}\mathopen{}\left(X_i,X_j\right)\mathclose{}
-    &amp;&amp; \text{(expand the quadratic form, using the elements of } \operatorname{Var}\mathopen{}\left(\mathord{\smash[b]{\underset{\raise.3ex\hbox{$\scriptstyle\sim$}}{X}}\vphantom{X}}\right)\mathclose{} \text{)}
+    &amp;= \sum_{i=1}^n\sum_{j=1}^n a_i a_j {\operatorname{Cov}\mathopen{}\left(X_i,X_j\right)\mathclose{}}
+    &amp;&amp; \text{(expand the quadratic form, using the elements of } {\operatorname{Var}\mathopen{}\left(\mathord{\smash[b]{\underset{\raise.3ex\hbox{$\scriptstyle\sim$}}{X}}\vphantom{X}}\right)\mathclose{}} \text{)}
     \end{aligned}
     $$</w:t>
       </w:r>
@@ -37236,7 +37236,7 @@
         <w:t xml:space="preserve"> </w:t>
       </w:r>
       <w:r>
-        <w:t xml:space="preserve">$\operatorname{Var}\mathopen{}\left(\mathord{\smash[b]{\underset{\raise.3ex\hbox{$\scriptstyle\sim$}}{X}}\vphantom{X}}\right)\mathclose{}$</w:t>
+        <w:t xml:space="preserve">${\operatorname{Var}\mathopen{}\left(\mathord{\smash[b]{\underset{\raise.3ex\hbox{$\scriptstyle\sim$}}{X}}\vphantom{X}}\right)\mathclose{}}$</w:t>
       </w:r>
       <w:r>
         <w:t xml:space="preserve"> </w:t>
@@ -37319,7 +37319,7 @@
         <w:pStyle w:val="BodyText"/>
       </w:pPr>
       <w:r>
-        <w:t xml:space="preserve">$${\mathord{\smash[b]{\underset{\raise.3ex\hbox{$\scriptstyle\sim$}}{a}}\vphantom{a}}}^{\top} \operatorname{Var}\mathopen{}\left(\mathord{\smash[b]{\underset{\raise.3ex\hbox{$\scriptstyle\sim$}}{X}}\vphantom{X}}\right)\mathclose{} \mathord{\smash[b]{\underset{\raise.3ex\hbox{$\scriptstyle\sim$}}{a}}\vphantom{a}}\ge 0$$</w:t>
+        <w:t xml:space="preserve">$${\mathord{\smash[b]{\underset{\raise.3ex\hbox{$\scriptstyle\sim$}}{a}}\vphantom{a}}}^{\top} {\operatorname{Var}\mathopen{}\left(\mathord{\smash[b]{\underset{\raise.3ex\hbox{$\scriptstyle\sim$}}{X}}\vphantom{X}}\right)\mathclose{}} \mathord{\smash[b]{\underset{\raise.3ex\hbox{$\scriptstyle\sim$}}{a}}\vphantom{a}}\ge 0$$</w:t>
       </w:r>
     </w:p>
     <w:bookmarkEnd w:id="91"/>
@@ -37390,7 +37390,7 @@
         <w:t xml:space="preserve"> </w:t>
       </w:r>
       <w:r>
-        <w:t xml:space="preserve">$\operatorname{Var}\mathopen{}\left(\mathord{\smash[b]{\underset{\raise.3ex\hbox{$\scriptstyle\sim$}}{X}}\vphantom{X}}\right)\mathclose{}$</w:t>
+        <w:t xml:space="preserve">${\operatorname{Var}\mathopen{}\left(\mathord{\smash[b]{\underset{\raise.3ex\hbox{$\scriptstyle\sim$}}{X}}\vphantom{X}}\right)\mathclose{}}$</w:t>
       </w:r>
       <w:r>
         <w:t xml:space="preserve"> </w:t>
@@ -38022,7 +38022,7 @@
         <w:t xml:space="preserve"> </w:t>
       </w:r>
       <w:r>
-        <w:t xml:space="preserve">$\operatorname{Var}\mathopen{}\left(\mathord{\smash[b]{\underset{\raise.3ex\hbox{$\scriptstyle\sim$}}{X}}\vphantom{X}}\right)\mathclose{}$</w:t>
+        <w:t xml:space="preserve">${\operatorname{Var}\mathopen{}\left(\mathord{\smash[b]{\underset{\raise.3ex\hbox{$\scriptstyle\sim$}}{X}}\vphantom{X}}\right)\mathclose{}}$</w:t>
       </w:r>
       <w:r>
         <w:t xml:space="preserve"> </w:t>
@@ -38055,13 +38055,13 @@
       <w:r>
         <w:t xml:space="preserve">$$
     \begin{aligned}
-    {\mathord{\smash[b]{\underset{\raise.3ex\hbox{$\scriptstyle\sim$}}{a}}\vphantom{a}}}^{\top} \operatorname{Var}\mathopen{}\left(\mathord{\smash[b]{\underset{\raise.3ex\hbox{$\scriptstyle\sim$}}{X}}\vphantom{X}}\right)\mathclose{} \mathord{\smash[b]{\underset{\raise.3ex\hbox{$\scriptstyle\sim$}}{a}}\vphantom{a}}
-    &amp;= \operatorname{Var}\mathopen{}\left(Y\right)\mathclose{}
+    {\mathord{\smash[b]{\underset{\raise.3ex\hbox{$\scriptstyle\sim$}}{a}}\vphantom{a}}}^{\top} {\operatorname{Var}\mathopen{}\left(\mathord{\smash[b]{\underset{\raise.3ex\hbox{$\scriptstyle\sim$}}{X}}\vphantom{X}}\right)\mathclose{}} \mathord{\smash[b]{\underset{\raise.3ex\hbox{$\scriptstyle\sim$}}{a}}\vphantom{a}}
+    &amp;= {\operatorname{Var}\mathopen{}\left(Y\right)\mathclose{}}
     &amp;&amp; \text{(variance of a linear combination)} \\
-    &amp;= \operatorname{E}\mathopen{}\left[(Y - \operatorname{E}\mathopen{}\left[Y\right]\mathclose{})^2\right]\mathclose{}
+    &amp;= {\operatorname{E}\mathopen{}\left[(Y - {\operatorname{E}\mathopen{}\left[Y\right]\mathclose{}})^2\right]\mathclose{}}
     &amp;&amp; \text{(definition of variance)} \\
     &amp;\ge 0
-    &amp;&amp; \text{(} (Y - \operatorname{E}\mathopen{}\left[Y\right]\mathclose{})^2 \ge 0 \text{)}
+    &amp;&amp; \text{(} (Y - {\operatorname{E}\mathopen{}\left[Y\right]\mathclose{}})^2 \ge 0 \text{)}
     \end{aligned}
     $$</w:t>
       </w:r>
@@ -39709,9 +39709,9 @@
       </w:pPr>
       <w:r>
         <w:t xml:space="preserve">$$
-    \operatorname{Var}\mathopen{}\left(\mathord{\smash[b]{\underset{\raise.3ex\hbox{$\scriptstyle\sim$}}{X}}\vphantom{X}}\right)\mathclose{} = \begin{pmatrix}12.5 &amp; -2.5 \\ -2.5 &amp; 1\end{pmatrix},
+    {\operatorname{Var}\mathopen{}\left(\mathord{\smash[b]{\underset{\raise.3ex\hbox{$\scriptstyle\sim$}}{X}}\vphantom{X}}\right)\mathclose{}} = \begin{pmatrix}12.5 &amp; -2.5 \\ -2.5 &amp; 1\end{pmatrix},
     \qquad
-    \operatorname{Var}\mathopen{}\left(\mathord{\smash[b]{\underset{\raise.3ex\hbox{$\scriptstyle\sim$}}{X}}\vphantom{X}}'\right)\mathclose{} = \begin{pmatrix}12.5 &amp; 2.5 \\ 2.5 &amp; 1\end{pmatrix}.
+    {\operatorname{Var}\mathopen{}\left(\mathord{\smash[b]{\underset{\raise.3ex\hbox{$\scriptstyle\sim$}}{X}}\vphantom{X}}'\right)\mathclose{}} = \begin{pmatrix}12.5 &amp; 2.5 \\ 2.5 &amp; 1\end{pmatrix}.
     $$</w:t>
       </w:r>
     </w:p>
@@ -40860,7 +40860,7 @@
       </w:pPr>
       <w:r>
         <w:t xml:space="preserve">$$
-    \operatorname{Var}\mathopen{}\left(\mathord{\smash[b]{\underset{\raise.3ex\hbox{$\scriptstyle\sim$}}{X}}\vphantom{X}}\right)\mathclose{} = \sigma^2\begin{pmatrix}1 &amp; 1 \\ 1 &amp; 1\end{pmatrix}.
+    {\operatorname{Var}\mathopen{}\left(\mathord{\smash[b]{\underset{\raise.3ex\hbox{$\scriptstyle\sim$}}{X}}\vphantom{X}}\right)\mathclose{}} = \sigma^2\begin{pmatrix}1 &amp; 1 \\ 1 &amp; 1\end{pmatrix}.
     $$</w:t>
       </w:r>
     </w:p>
@@ -40888,8 +40888,8 @@
       <w:r>
         <w:t xml:space="preserve">$$
     \begin{aligned}
-    {\mathord{\smash[b]{\underset{\raise.3ex\hbox{$\scriptstyle\sim$}}{a}}\vphantom{a}}}^{\top}\operatorname{Var}\mathopen{}\left(\mathord{\smash[b]{\underset{\raise.3ex\hbox{$\scriptstyle\sim$}}{X}}\vphantom{X}}\right)\mathclose{}\mathord{\smash[b]{\underset{\raise.3ex\hbox{$\scriptstyle\sim$}}{a}}\vphantom{a}}&amp;= \operatorname{Var}\mathopen{}\left(X_1 - X_2\right)\mathclose{} \\
-    &amp;= \operatorname{Var}\mathopen{}\left(0\right)\mathclose{} \\
+    {\mathord{\smash[b]{\underset{\raise.3ex\hbox{$\scriptstyle\sim$}}{a}}\vphantom{a}}}^{\top}{\operatorname{Var}\mathopen{}\left(\mathord{\smash[b]{\underset{\raise.3ex\hbox{$\scriptstyle\sim$}}{X}}\vphantom{X}}\right)\mathclose{}}\mathord{\smash[b]{\underset{\raise.3ex\hbox{$\scriptstyle\sim$}}{a}}\vphantom{a}}&amp;= {\operatorname{Var}\mathopen{}\left(X_1 - X_2\right)\mathclose{}} \\
+    &amp;= {\operatorname{Var}\mathopen{}\left(0\right)\mathclose{}} \\
     &amp;= 0,
     \end{aligned}
     $$</w:t>
@@ -40906,7 +40906,7 @@
         <w:t xml:space="preserve"> </w:t>
       </w:r>
       <w:r>
-        <w:t xml:space="preserve">$\operatorname{Var}\mathopen{}\left(\mathord{\smash[b]{\underset{\raise.3ex\hbox{$\scriptstyle\sim$}}{X}}\vphantom{X}}\right)\mathclose{}$</w:t>
+        <w:t xml:space="preserve">${\operatorname{Var}\mathopen{}\left(\mathord{\smash[b]{\underset{\raise.3ex\hbox{$\scriptstyle\sim$}}{X}}\vphantom{X}}\right)\mathclose{}}$</w:t>
       </w:r>
       <w:r>
         <w:t xml:space="preserve"> </w:t>
@@ -41224,7 +41224,7 @@
         <w:t xml:space="preserve"> </w:t>
       </w:r>
       <w:r>
-        <w:t xml:space="preserve">$\operatorname{Var}\mathopen{}\left(\mathord{\smash[b]{\underset{\raise.3ex\hbox{$\scriptstyle\sim$}}{X}}\vphantom{X}}\right)\mathclose{}$</w:t>
+        <w:t xml:space="preserve">${\operatorname{Var}\mathopen{}\left(\mathord{\smash[b]{\underset{\raise.3ex\hbox{$\scriptstyle\sim$}}{X}}\vphantom{X}}\right)\mathclose{}}$</w:t>
       </w:r>
       <w:r>
         <w:t xml:space="preserve"> </w:t>
@@ -41415,7 +41415,7 @@
         <w:t xml:space="preserve"> </w:t>
       </w:r>
       <w:r>
-        <w:t xml:space="preserve">$\operatorname{Var}\mathopen{}\left(\mathord{\smash[b]{\underset{\raise.3ex\hbox{$\scriptstyle\sim$}}{X}}\vphantom{X}}\right)\mathclose{}$</w:t>
+        <w:t xml:space="preserve">${\operatorname{Var}\mathopen{}\left(\mathord{\smash[b]{\underset{\raise.3ex\hbox{$\scriptstyle\sim$}}{X}}\vphantom{X}}\right)\mathclose{}}$</w:t>
       </w:r>
       <w:r>
         <w:t xml:space="preserve"> </w:t>
